--- a/beta/reading-amasamya-reports.docx
+++ b/beta/reading-amasamya-reports.docx
@@ -7,7 +7,7 @@
         <w:pStyle w:val="Title"/>
       </w:pPr>
       <w:r>
-        <w:t>AMASAMYA — Reading an Audit Report</w:t>
+        <w:t>AMASAMYA - Reading an Audit Report</w:t>
       </w:r>
     </w:p>
     <w:p>
@@ -69,12 +69,12 @@
         <w:pStyle w:val="Heading2"/>
       </w:pPr>
       <w:r>
-        <w:t>Verdict and Severity — read these first</w:t>
+        <w:t>Verdict and Severity - read these first</w:t>
       </w:r>
     </w:p>
     <w:p>
       <w:r>
-        <w:t>Every finding has a verdict — one of four values:</w:t>
+        <w:t>Every finding has a verdict - one of four values:</w:t>
       </w:r>
     </w:p>
     <w:p>
@@ -88,7 +88,7 @@
         <w:t>Fail</w:t>
       </w:r>
       <w:r>
-        <w:t xml:space="preserve"> — the criterion is definitely not met. This is the thing your engineering team needs to fix. Treat every Fail as a real defect.</w:t>
+        <w:t xml:space="preserve"> - the criterion is definitely not met. This is the thing your engineering team needs to fix. Treat every Fail as a real defect.</w:t>
       </w:r>
     </w:p>
     <w:p>
@@ -102,7 +102,7 @@
         <w:t>Warning</w:t>
       </w:r>
       <w:r>
-        <w:t xml:space="preserve"> — the criterion is possibly not met, but the tool is not certain enough to call it Fail. Often this means a heuristic flagged something that needs a human to look at. Most Warnings turn out to be real issues; some are false positives. Read the Issue column to decide.</w:t>
+        <w:t xml:space="preserve"> - the criterion is possibly not met, but the tool is not certain enough to call it Fail. Often this means a heuristic flagged something that needs a human to look at. Most Warnings turn out to be real issues; some are false positives. Read the Issue column to decide.</w:t>
       </w:r>
     </w:p>
     <w:p>
@@ -116,7 +116,7 @@
         <w:t>Pass</w:t>
       </w:r>
       <w:r>
-        <w:t xml:space="preserve"> — the criterion is met. These rows are confirmation that something is working. You can skim past them when triaging, but they are useful when you are writing a compliance report and need to demonstrate that you actually tested the criterion.</w:t>
+        <w:t xml:space="preserve"> - the criterion is met. These rows are confirmation that something is working. You can skim past them when triaging, but they are useful when you are writing a compliance report and need to demonstrate that you actually tested the criterion.</w:t>
       </w:r>
     </w:p>
     <w:p>
@@ -130,12 +130,12 @@
         <w:t>Info</w:t>
       </w:r>
       <w:r>
-        <w:t xml:space="preserve"> — a neutral observation. Often this is a count of focusable elements, or a note that an engine did not find anything to test. Skim past unless something jumps out.</w:t>
+        <w:t xml:space="preserve"> - a neutral observation. Often this is a count of focusable elements, or a note that an engine did not find anything to test. Skim past unless something jumps out.</w:t>
       </w:r>
     </w:p>
     <w:p>
       <w:r>
-        <w:t>Every finding also has a severity — Critical, Serious, Moderate, or Minor.</w:t>
+        <w:t>Every finding also has a severity - Critical, Serious, Moderate, or Minor.</w:t>
       </w:r>
     </w:p>
     <w:p>
@@ -149,7 +149,7 @@
         <w:t>Critical</w:t>
       </w:r>
       <w:r>
-        <w:t xml:space="preserve"> — a complete blocker for some users. A button with no accessible name. A field with no label. Text that is invisible (contrast 1.0). Fix these first.</w:t>
+        <w:t xml:space="preserve"> - a complete blocker for some users. A button with no accessible name. A field with no label. Text that is invisible (contrast 1.0). Fix these first.</w:t>
       </w:r>
     </w:p>
     <w:p>
@@ -163,7 +163,7 @@
         <w:t>Serious</w:t>
       </w:r>
       <w:r>
-        <w:t xml:space="preserve"> — a real barrier for some users but not a complete blocker. Generic alt text ("Image"). A focus indicator that has been removed but contrast is otherwise fine. Fix these next.</w:t>
+        <w:t xml:space="preserve"> - a real barrier for some users but not a complete blocker. Generic alt text ("Image"). A focus indicator that has been removed but contrast is otherwise fine. Fix these next.</w:t>
       </w:r>
     </w:p>
     <w:p>
@@ -177,7 +177,7 @@
         <w:t>Moderate</w:t>
       </w:r>
       <w:r>
-        <w:t xml:space="preserve"> — degrades the experience but does not block. A skipped heading level. Missing dark-mode support.</w:t>
+        <w:t xml:space="preserve"> - degrades the experience but does not block. A skipped heading level. Missing dark-mode support.</w:t>
       </w:r>
     </w:p>
     <w:p>
@@ -191,7 +191,7 @@
         <w:t>Minor</w:t>
       </w:r>
       <w:r>
-        <w:t xml:space="preserve"> — usually informational. Sometimes an opinion call about whether a recommendation should be treated as a fail.</w:t>
+        <w:t xml:space="preserve"> - usually informational. Sometimes an opinion call about whether a recommendation should be treated as a fail.</w:t>
       </w:r>
     </w:p>
     <w:p>
@@ -227,7 +227,7 @@
         <w:t>ID</w:t>
       </w:r>
       <w:r>
-        <w:t xml:space="preserve"> — a row identifier like </w:t>
+        <w:t xml:space="preserve"> - a row identifier like </w:t>
       </w:r>
       <w:r>
         <w:rPr>
@@ -251,7 +251,7 @@
         <w:t>Engine</w:t>
       </w:r>
       <w:r>
-        <w:t xml:space="preserve"> — which of the seventeen audit engines produced this finding. Engines like Images, Forms, Colour Contrast, Focus Visibility. Useful for filtering: if you want to see only colour contrast issues, sort or filter by Engine.</w:t>
+        <w:t xml:space="preserve"> - which of the seventeen audit engines produced this finding. Engines like Images, Forms, Colour Contrast, Focus Visibility. Useful for filtering: if you want to see only colour contrast issues, sort or filter by Engine.</w:t>
       </w:r>
     </w:p>
     <w:p>
@@ -265,7 +265,7 @@
         <w:t>Element</w:t>
       </w:r>
       <w:r>
-        <w:t xml:space="preserve"> — a short description of the DOM element the finding is about. Example: </w:t>
+        <w:t xml:space="preserve"> - a short description of the DOM element the finding is about. Example: </w:t>
       </w:r>
       <w:r>
         <w:rPr>
@@ -289,7 +289,7 @@
         <w:t>Criterion</w:t>
       </w:r>
       <w:r>
-        <w:t xml:space="preserve"> — the WCAG 2.2 Success Criterion (SC) reference. Looks like </w:t>
+        <w:t xml:space="preserve"> - the WCAG 2.2 Success Criterion (SC) reference. Looks like </w:t>
       </w:r>
       <w:r>
         <w:rPr>
@@ -313,7 +313,7 @@
         <w:t>Issue</w:t>
       </w:r>
       <w:r>
-        <w:t xml:space="preserve"> — one sentence describing what is wrong.</w:t>
+        <w:t xml:space="preserve"> - one sentence describing what is wrong.</w:t>
       </w:r>
     </w:p>
     <w:p>
@@ -327,7 +327,7 @@
         <w:t>Computed</w:t>
       </w:r>
       <w:r>
-        <w:t xml:space="preserve"> — what the tool actually measured. Example: </w:t>
+        <w:t xml:space="preserve"> - what the tool actually measured. Example: </w:t>
       </w:r>
       <w:r>
         <w:rPr>
@@ -361,7 +361,7 @@
         <w:t>Required</w:t>
       </w:r>
       <w:r>
-        <w:t xml:space="preserve"> — what the criterion requires. Example: </w:t>
+        <w:t xml:space="preserve"> - what the criterion requires. Example: </w:t>
       </w:r>
       <w:r>
         <w:rPr>
@@ -385,7 +385,7 @@
         <w:t>How to Fix</w:t>
       </w:r>
       <w:r>
-        <w:t xml:space="preserve"> — a one-sentence remediation hint. This is your starting point for the engineering ticket but rarely the whole answer.</w:t>
+        <w:t xml:space="preserve"> - a one-sentence remediation hint. This is your starting point for the engineering ticket but rarely the whole answer.</w:t>
       </w:r>
     </w:p>
     <w:p>
@@ -398,7 +398,7 @@
     </w:p>
     <w:p>
       <w:r>
-        <w:t>Some pages produce huge reports — hundreds of findings. The IOB audit you ran produced 715 findings, but only six of them were unique problems; the other 709 were duplicates of the same issue. Recognising this pattern saves you hours.</w:t>
+        <w:t>Some pages produce huge reports - hundreds of findings. The IOB audit you ran produced 715 findings, but only six of them were unique problems; the other 709 were duplicates of the same issue. Recognising this pattern saves you hours.</w:t>
       </w:r>
     </w:p>
     <w:p>
@@ -411,7 +411,7 @@
         <w:rPr>
           <w:b/>
         </w:rPr>
-        <w:t>Rule one — if many rows have the same Engine, the same Issue, and similar Element descriptions, treat them as a single problem.</w:t>
+        <w:t>Rule one - if many rows have the same Engine, the same Issue, and similar Element descriptions, treat them as a single problem.</w:t>
       </w:r>
       <w:r>
         <w:t xml:space="preserve"> Fix the source, and every duplicate disappears. AMASAMYA v3.3.0 onwards collapses these duplicates and notes the occurrence count inline (for example, "118 identical reuses of this icon on the page"). For reports from earlier versions, you do this deduplication by eye when reading the CSV.</w:t>
@@ -422,7 +422,7 @@
         <w:rPr>
           <w:b/>
         </w:rPr>
-        <w:t>Rule two — Pass and Info rows are confirmation, not problems.</w:t>
+        <w:t>Rule two - Pass and Info rows are confirmation, not problems.</w:t>
       </w:r>
       <w:r>
         <w:t xml:space="preserve"> A finding that says "All interactive targets meet 24×24 CSS px minimum. Pass." is telling you something good. Do not file a ticket for these.</w:t>
@@ -433,7 +433,7 @@
         <w:rPr>
           <w:b/>
         </w:rPr>
-        <w:t>Rule three — Warning rows need a human judgment.</w:t>
+        <w:t>Rule three - Warning rows need a human judgment.</w:t>
       </w:r>
       <w:r>
         <w:t xml:space="preserve"> The tool flagged something that might be wrong. Read the Issue and Computed columns and decide. If you are not sure, treat it as a Fail for documentation purposes and let the engineering team push back if they disagree.</w:t>
@@ -449,7 +449,7 @@
     </w:p>
     <w:p>
       <w:r>
-        <w:t>AMASAMYA, like every automated accessibility tool, can verify roughly thirty to forty per cent of WCAG criteria. The other sixty per cent always need a human — usually a screen reader user — to test. Specifically:</w:t>
+        <w:t>AMASAMYA, like every automated accessibility tool, can verify roughly thirty to forty per cent of WCAG criteria. The other sixty per cent always need a human - usually a screen reader user - to test. Specifically:</w:t>
       </w:r>
     </w:p>
     <w:p>
@@ -481,7 +481,7 @@
         <w:pStyle w:val="ListBullet"/>
       </w:pPr>
       <w:r>
-        <w:t>Whether a complex widget — a date picker, a multi-select dropdown, a tree view — is actually usable with a screen reader, beyond having the correct ARIA roles.</w:t>
+        <w:t>Whether a complex widget - a date picker, a multi-select dropdown, a tree view - is actually usable with a screen reader, beyond having the correct ARIA roles.</w:t>
       </w:r>
     </w:p>
     <w:p>
@@ -529,7 +529,7 @@
         <w:t>Two Serious Fails on Landmarks and Heading Structure</w:t>
       </w:r>
       <w:r>
-        <w:t xml:space="preserve"> — the page has no </w:t>
+        <w:t xml:space="preserve"> - the page has no </w:t>
       </w:r>
       <w:r>
         <w:rPr>
@@ -553,7 +553,7 @@
         <w:t>Six Serious Fails on Images</w:t>
       </w:r>
       <w:r>
-        <w:t xml:space="preserve"> — six SVG icons missing accessible names, each reused many times. One fix per icon, applied at the source SVG, fixes every reuse. Engineering ticket priority: medium-high.</w:t>
+        <w:t xml:space="preserve"> - six SVG icons missing accessible names, each reused many times. One fix per icon, applied at the source SVG, fixes every reuse. Engineering ticket priority: medium-high.</w:t>
       </w:r>
     </w:p>
     <w:p>
@@ -567,7 +567,7 @@
         <w:t>One Moderate Warning on Dark Mode</w:t>
       </w:r>
       <w:r>
-        <w:t xml:space="preserve"> — no </w:t>
+        <w:t xml:space="preserve"> - no </w:t>
       </w:r>
       <w:r>
         <w:rPr>
@@ -591,7 +591,7 @@
         <w:t>Several Pass rows on Focus Visibility, Target Size, Text Spacing</w:t>
       </w:r>
       <w:r>
-        <w:t xml:space="preserve"> — these are confirmation that the bank got something right. Skim past during triage; cite during compliance documentation.</w:t>
+        <w:t xml:space="preserve"> - these are confirmation that the bank got something right. Skim past during triage; cite during compliance documentation.</w:t>
       </w:r>
     </w:p>
     <w:p>
@@ -609,12 +609,15 @@
     </w:p>
     <w:p>
       <w:r>
-        <w:t>You do not need to do anything before we speak. But if you have spare time, picking one page from a product you actually care about (not necessarily the assessment portal — anything will do for practice) and running an audit on it will give us a real report to talk through during the call. Bringing your own findings to the conversation works better than walking through an abstract example.</w:t>
+        <w:t>You do not need to do anything before we speak. But if you have spare time, picking one page from a product you actually care about (not necessarily the assessment portal - anything will do for practice) and running an audit on it will give us a real report to talk through during the call. Bringing your own findings to the conversation works better than walking through an abstract example.</w:t>
       </w:r>
     </w:p>
     <w:p>
+      <w:pPr>
+        <w:pStyle w:val="ListBullet"/>
+      </w:pPr>
       <w:r>
-        <w:t>— Akhilesh Malani</w:t>
+        <w:t>Akhilesh Malani</w:t>
       </w:r>
     </w:p>
     <w:sectPr>
